--- a/docs/collaboration/2026-09-29-配置器评估.docx
+++ b/docs/collaboration/2026-09-29-配置器评估.docx
@@ -28,6 +28,37 @@
           <w:bCs/>
         </w:rPr>
         <w:t xml:space="preserve">结论</w:t>
+      </w:r>
+    </w:p>
+    <w:p>
+      <w:pPr>
+        <w:pBdr>
+          <w:left w:val="single" w:color="BBBBBB" w:sz="12" w:space="12"/>
+        </w:pBdr>
+        <w:spacing w:after="160" w:before="120"/>
+        <w:ind w:left="360"/>
+      </w:pPr>
+      <w:r>
+        <w:rPr>
+          <w:rFonts w:ascii="Microsoft YaHei" w:cs="Microsoft YaHei" w:eastAsia="Microsoft YaHei" w:hAnsi="Microsoft YaHei"/>
+          <w:b/>
+          <w:bCs/>
+          <w:i/>
+          <w:iCs/>
+          <w:sz w:val="20"/>
+          <w:szCs w:val="20"/>
+        </w:rPr>
+        <w:t xml:space="preserve">2026-09-29 晚更新：甲方已批准上架（「nb，你上架吧」）。</w:t>
+      </w:r>
+      <w:r>
+        <w:rPr>
+          <w:rFonts w:ascii="Microsoft YaHei" w:cs="Microsoft YaHei" w:eastAsia="Microsoft YaHei" w:hAnsi="Microsoft YaHei"/>
+          <w:i/>
+          <w:iCs/>
+          <w:sz w:val="20"/>
+          <w:szCs w:val="20"/>
+        </w:rPr>
+        <w:t xml:space="preserve"> 工作室页面已开放十个语言并进入 sitemap；入口在侧边抽屉首位、产品下拉菜单、目录/配置器的模式切换第三项，以及首页新增的「一个型号、全部表面处理」展示区。原引导式配置器保留不动。</w:t>
       </w:r>
     </w:p>
     <w:p>
